--- a/outputs/projects/bruynzeel_waterfront/01_reports/bruynzeel_waterfront_project_report.docx
+++ b/outputs/projects/bruynzeel_waterfront/01_reports/bruynzeel_waterfront_project_report.docx
@@ -57,7 +57,7 @@
     </w:p>
     <w:p>
       <w:r>
-        <w:t>Rapportdatum: 2026-06-24T13:08:38</w:t>
+        <w:t>Rapportdatum: 2026-06-24T14:52:29</w:t>
       </w:r>
     </w:p>
     <w:p>

--- a/outputs/projects/bruynzeel_waterfront/01_reports/bruynzeel_waterfront_project_report.docx
+++ b/outputs/projects/bruynzeel_waterfront/01_reports/bruynzeel_waterfront_project_report.docx
@@ -57,7 +57,7 @@
     </w:p>
     <w:p>
       <w:r>
-        <w:t>Rapportdatum: 2026-06-24T14:52:29</w:t>
+        <w:t>Rapportdatum: 2026-06-24T17:41:13</w:t>
       </w:r>
     </w:p>
     <w:p>

--- a/outputs/projects/bruynzeel_waterfront/01_reports/bruynzeel_waterfront_project_report.docx
+++ b/outputs/projects/bruynzeel_waterfront/01_reports/bruynzeel_waterfront_project_report.docx
@@ -57,7 +57,7 @@
     </w:p>
     <w:p>
       <w:r>
-        <w:t>Rapportdatum: 2026-06-24T17:41:13</w:t>
+        <w:t>Rapportdatum: 2026-06-24T18:08:13</w:t>
       </w:r>
     </w:p>
     <w:p>

--- a/outputs/projects/bruynzeel_waterfront/01_reports/bruynzeel_waterfront_project_report.docx
+++ b/outputs/projects/bruynzeel_waterfront/01_reports/bruynzeel_waterfront_project_report.docx
@@ -57,7 +57,7 @@
     </w:p>
     <w:p>
       <w:r>
-        <w:t>Rapportdatum: 2026-06-24T18:08:13</w:t>
+        <w:t>Rapportdatum: 2026-06-24T18:47:18</w:t>
       </w:r>
     </w:p>
     <w:p>

--- a/outputs/projects/bruynzeel_waterfront/01_reports/bruynzeel_waterfront_project_report.docx
+++ b/outputs/projects/bruynzeel_waterfront/01_reports/bruynzeel_waterfront_project_report.docx
@@ -57,7 +57,7 @@
     </w:p>
     <w:p>
       <w:r>
-        <w:t>Rapportdatum: 2026-06-24T18:47:18</w:t>
+        <w:t>Rapportdatum: 2026-06-24T23:26:12</w:t>
       </w:r>
     </w:p>
     <w:p>

--- a/outputs/projects/bruynzeel_waterfront/01_reports/bruynzeel_waterfront_project_report.docx
+++ b/outputs/projects/bruynzeel_waterfront/01_reports/bruynzeel_waterfront_project_report.docx
@@ -57,7 +57,7 @@
     </w:p>
     <w:p>
       <w:r>
-        <w:t>Rapportdatum: 2026-06-24T23:26:12</w:t>
+        <w:t>Rapportdatum: 2026-06-25T00:16:12</w:t>
       </w:r>
     </w:p>
     <w:p>

--- a/outputs/projects/bruynzeel_waterfront/01_reports/bruynzeel_waterfront_project_report.docx
+++ b/outputs/projects/bruynzeel_waterfront/01_reports/bruynzeel_waterfront_project_report.docx
@@ -57,7 +57,7 @@
     </w:p>
     <w:p>
       <w:r>
-        <w:t>Rapportdatum: 2026-06-25T00:16:12</w:t>
+        <w:t>Rapportdatum: 2026-07-02T23:06:20</w:t>
       </w:r>
     </w:p>
     <w:p>

--- a/outputs/projects/bruynzeel_waterfront/01_reports/bruynzeel_waterfront_project_report.docx
+++ b/outputs/projects/bruynzeel_waterfront/01_reports/bruynzeel_waterfront_project_report.docx
@@ -57,7 +57,7 @@
     </w:p>
     <w:p>
       <w:r>
-        <w:t>Rapportdatum: 2026-07-02T23:06:20</w:t>
+        <w:t>Rapportdatum: 2026-07-03T11:31:34</w:t>
       </w:r>
     </w:p>
     <w:p>
